--- a/myfile1_submission_ready_with_appendix.docx
+++ b/myfile1_submission_ready_with_appendix.docx
@@ -13667,7 +13667,7 @@
           <w:sz w:val="24"/>
           <w:rFonts w:ascii="Times New Roman" w:hAnsi="Times New Roman"/>
         </w:rPr>
-        <w:t>TO_BE_UPDATED_WITH_PUBLIC_GITHUB_REPOSITORY_URL</w:t>
+        <w:t>https://github.com/Priyvratmodi/NextStep-AI</w:t>
       </w:r>
     </w:p>
     <w:p>
